--- a/docs/Pokharel_CISC699_DESIGN_DOCUMENT_rev2.docx
+++ b/docs/Pokharel_CISC699_DESIGN_DOCUMENT_rev2.docx
@@ -7364,17 +7364,27 @@
         <w:t>week = date // 7 + 1</w:t>
       </w:r>
       <w:r>
-        <w:t xml:space="preserve">. The SRS gives </w:t>
+        <w:t xml:space="preserve">. The SRS specifies no formula — UC10 requires only per-student, per-week totals, and Section 3.2.5 fixes day 0 as the start with negative values before it — so this is the reading that satisfies every statement made about weeks, including vle.csv's 1-based </w:t>
       </w:r>
       <w:r>
         <w:rPr>
           <w:rFonts w:ascii="Consolas" w:hAnsi="Consolas"/>
           <w:sz w:val="20"/>
         </w:rPr>
-        <w:t>week = date // 7</w:t>
+        <w:t>week_from</w:t>
       </w:r>
       <w:r>
-        <w:t xml:space="preserve">, which contradicts both its own statement of the week boundaries and its own statement that negative dates map to week 0 or below. The convention is isolated in a single constant, </w:t>
+        <w:t xml:space="preserve"> and </w:t>
+      </w:r>
+      <w:r>
+        <w:rPr>
+          <w:rFonts w:ascii="Consolas" w:hAnsi="Consolas"/>
+          <w:sz w:val="20"/>
+        </w:rPr>
+        <w:t>week_to</w:t>
+      </w:r>
+      <w:r>
+        <w:t xml:space="preserve">. The convention is isolated in a single constant, </w:t>
       </w:r>
       <w:r>
         <w:rPr>
@@ -7384,7 +7394,7 @@
         <w:t>WEEK_OFFSET</w:t>
       </w:r>
       <w:r>
-        <w:t>. This shifts every horizon by seven days and is the one open item in Section 6 that changes every reported number.</w:t>
+        <w:t>.</w:t>
       </w:r>
     </w:p>
     <w:p>
@@ -17530,40 +17540,6 @@
       </w:r>
       <w:r>
         <w:t>.</w:t>
-      </w:r>
-    </w:p>
-    <w:p>
-      <w:pPr>
-        <w:pStyle w:val="ListBullet"/>
-      </w:pPr>
-      <w:r>
-        <w:rPr>
-          <w:b/>
-        </w:rPr>
-        <w:t>Week numbering.</w:t>
-      </w:r>
-      <w:r>
-        <w:t xml:space="preserve"> The SRS gives </w:t>
-      </w:r>
-      <w:r>
-        <w:rPr>
-          <w:rFonts w:ascii="Consolas" w:hAnsi="Consolas"/>
-          <w:sz w:val="20"/>
-        </w:rPr>
-        <w:t>week = date // 7</w:t>
-      </w:r>
-      <w:r>
-        <w:t xml:space="preserve">, which contradicts its own two other statements about week boundaries. The build uses </w:t>
-      </w:r>
-      <w:r>
-        <w:rPr>
-          <w:rFonts w:ascii="Consolas" w:hAnsi="Consolas"/>
-          <w:sz w:val="20"/>
-        </w:rPr>
-        <w:t>date // 7 + 1</w:t>
-      </w:r>
-      <w:r>
-        <w:t>, which satisfies both. This shifts every horizon by seven days and therefore changes every number in the results. It must be confirmed against the SRS before anything is quoted. This is the only open issue that changes all of them.</w:t>
       </w:r>
     </w:p>
     <w:p>

--- a/docs/Pokharel_CISC699_DESIGN_DOCUMENT_rev2.docx
+++ b/docs/Pokharel_CISC699_DESIGN_DOCUMENT_rev2.docx
@@ -7218,6 +7218,36 @@
           </w:p>
         </w:tc>
       </w:tr>
+    </w:tbl>
+    <w:p/>
+    <w:p>
+      <w:r>
+        <w:t xml:space="preserve">The audit log defaults to the last 30 days and paginates at 100 rows, as UC12 specifies. </w:t>
+      </w:r>
+      <w:r>
+        <w:rPr>
+          <w:rFonts w:ascii="Consolas" w:hAnsi="Consolas"/>
+          <w:sz w:val="20"/>
+        </w:rPr>
+        <w:t>?all=1</w:t>
+      </w:r>
+      <w:r>
+        <w:t xml:space="preserve"> lifts the window, so the whole log is reachable without typing a date from before the deployment existed; the default window is not treated as a filter the reader set, so an empty result is reported as an empty log rather than as an unmatched filter.</w:t>
+      </w:r>
+    </w:p>
+    <w:tbl>
+      <w:tblPr>
+        <w:tblStyle w:val="TableGrid"/>
+        <w:tblW w:type="auto" w:w="0"/>
+        <w:tblLook w:firstColumn="1" w:firstRow="1" w:lastColumn="0" w:lastRow="0" w:noHBand="0" w:noVBand="1" w:val="04A0"/>
+      </w:tblPr>
+      <w:tblGrid>
+        <w:gridCol w:w="1872"/>
+        <w:gridCol w:w="1872"/>
+        <w:gridCol w:w="1872"/>
+        <w:gridCol w:w="1872"/>
+        <w:gridCol w:w="1872"/>
+      </w:tblGrid>
       <w:tr>
         <w:tc>
           <w:tcPr>
@@ -7226,15 +7256,10 @@
           <w:p>
             <w:r>
               <w:rPr>
-                <w:sz w:val="20"/>
-              </w:rPr>
-            </w:r>
-            <w:r>
-              <w:rPr>
-                <w:rFonts w:ascii="Consolas" w:hAnsi="Consolas"/>
-                <w:sz w:val="20"/>
-              </w:rPr>
-              <w:t>/django-admin/</w:t>
+                <w:b/>
+                <w:sz w:val="20"/>
+              </w:rPr>
+              <w:t>`/django-admin/`</w:t>
             </w:r>
           </w:p>
         </w:tc>
@@ -7245,11 +7270,7 @@
           <w:p>
             <w:r>
               <w:rPr>
-                <w:sz w:val="20"/>
-              </w:rPr>
-            </w:r>
-            <w:r>
-              <w:rPr>
+                <w:b/>
                 <w:sz w:val="20"/>
               </w:rPr>
               <w:t>Django admin</w:t>
@@ -7263,11 +7284,7 @@
           <w:p>
             <w:r>
               <w:rPr>
-                <w:sz w:val="20"/>
-              </w:rPr>
-            </w:r>
-            <w:r>
-              <w:rPr>
+                <w:b/>
                 <w:sz w:val="20"/>
               </w:rPr>
               <w:t>administrator</w:t>
@@ -7281,11 +7298,7 @@
           <w:p>
             <w:r>
               <w:rPr>
-                <w:sz w:val="20"/>
-              </w:rPr>
-            </w:r>
-            <w:r>
-              <w:rPr>
+                <w:b/>
                 <w:sz w:val="20"/>
               </w:rPr>
               <w:t>User accounts, roles, assignments</w:t>
@@ -7299,11 +7312,7 @@
           <w:p>
             <w:r>
               <w:rPr>
-                <w:sz w:val="20"/>
-              </w:rPr>
-            </w:r>
-            <w:r>
-              <w:rPr>
+                <w:b/>
                 <w:sz w:val="20"/>
               </w:rPr>
               <w:t>FR-2, FR-3</w:t>
@@ -7707,7 +7716,7 @@
         <w:t>Compute subgroup metrics</w:t>
       </w:r>
       <w:r>
-        <w:t xml:space="preserve"> on the selected model across IMD band, disability, age band, highest education and gender. A level under 20 is recorded by name with </w:t>
+        <w:t xml:space="preserve"> on the selected model across IMD band, disability, age band, highest education and gender. Each reported level carries AUC-ROC, AUC-PR and Brier score, as UC11 step 6 requires, and the false-negative rate at the capacity threshold, which is what Section 1 of the SRS asks for. A level under 20 is recorded by name with </w:t>
       </w:r>
       <w:r>
         <w:rPr>
@@ -7732,6 +7741,36 @@
       </w:r>
       <w:r>
         <w:t xml:space="preserve"> and write RiskScore rows carrying the probability and the top three contributing features, translated into the behavior phrasing the detail view shows.</w:t>
+      </w:r>
+    </w:p>
+    <w:p>
+      <w:r>
+        <w:rPr>
+          <w:b/>
+        </w:rPr>
+        <w:t>The fairness metric.</w:t>
+      </w:r>
+      <w:r>
+        <w:t xml:space="preserve"> The SRS names two and they are not the same: Section 1 promises a per-subgroup false negative rate, UC11 step 6 specifies AUC-ROC, AUC-PR and Brier score per subgroup. Both are reported, because they answer different questions and the marginal cost of the second is a few lines.</w:t>
+      </w:r>
+    </w:p>
+    <w:p>
+      <w:r>
+        <w:t xml:space="preserve">A false negative is a student who withdrew and was never put in front of an advisor, which is precisely the harm Section 1 of the SRS is written about, so it is the headline. It needs an operating threshold and the SRS gives none. Recall at precision 0.50 is unusable as one — precision 0.50 is barely reachable at these base rates, and the recall behind it collapses to 0.007 by week 12 — so the threshold is set by </w:t>
+      </w:r>
+      <w:r>
+        <w:rPr>
+          <w:b/>
+        </w:rPr>
+        <w:t>capacity</w:t>
+      </w:r>
+      <w:r>
+        <w:t xml:space="preserve"> instead: flag the top 10 percent of the test cohort by predicted risk, one threshold shared by every subgroup, and count the withdrawers who fall below it.</w:t>
+      </w:r>
+    </w:p>
+    <w:p>
+      <w:r>
+        <w:t>One threshold for everybody is the part that matters. A threshold computed per subgroup would give each group its own bar, and the rates would no longer be comparable, which is the only reason to compute them.</w:t>
       </w:r>
     </w:p>
     <w:p>
@@ -7864,7 +7903,7 @@
               <w:rPr>
                 <w:sz w:val="20"/>
               </w:rPr>
-              <w:t>No. The flag's own page carries the note form, and the detail view links to it.</w:t>
+              <w:t>No. The detail view offers "Add note to existing flag" in its place, as UC05 3b requires, and links to the flag's own page for interventions and closure.</w:t>
             </w:r>
           </w:p>
         </w:tc>
@@ -8114,12 +8153,12 @@
     <w:p/>
     <w:p>
       <w:r>
-        <w:t>Revision 1 placed an "Add note to existing flag" control on the student detail page. The build puts the note form on the flag's own page instead, which is where the interventions and outcomes already are, and links to it from the detail page — one place where a case is worked rather than two.</w:t>
+        <w:t>The note form is on the student detail view, where UC05 3b puts it, and posts to the flag it belongs to. The flag's own page carries it too, alongside the interventions and outcomes, so a case can be worked from either end.</w:t>
       </w:r>
     </w:p>
     <w:p>
       <w:r>
-        <w:t xml:space="preserve">Revision 1 also had </w:t>
+        <w:t xml:space="preserve">Revision 1 had </w:t>
       </w:r>
       <w:r>
         <w:rPr>
@@ -8519,7 +8558,7 @@
                 <w:rFonts w:ascii="Consolas" w:hAnsi="Consolas"/>
                 <w:sz w:val="20"/>
               </w:rPr>
-              <w:t>Credentials rejected.</w:t>
+              <w:t>Username or password not recognized.</w:t>
             </w:r>
           </w:p>
         </w:tc>
@@ -8558,7 +8597,7 @@
                 <w:rFonts w:ascii="Consolas" w:hAnsi="Consolas"/>
                 <w:sz w:val="20"/>
               </w:rPr>
-              <w:t>This account is locked. Contact an administrator to unlock it.</w:t>
+              <w:t>This account is locked. Contact an administrator.</w:t>
             </w:r>
           </w:p>
         </w:tc>
@@ -8597,7 +8636,7 @@
                 <w:rFonts w:ascii="Consolas" w:hAnsi="Consolas"/>
                 <w:sz w:val="20"/>
               </w:rPr>
-              <w:t>You are not assigned to this presentation.</w:t>
+              <w:t>You do not have access to this presentation.</w:t>
             </w:r>
           </w:p>
         </w:tc>
@@ -8675,7 +8714,7 @@
                 <w:rFonts w:ascii="Consolas" w:hAnsi="Consolas"/>
                 <w:sz w:val="20"/>
               </w:rPr>
-              <w:t>No presentations are assigned to you. An administrator assigns presentations in the Django admin.</w:t>
+              <w:t>No presentations are assigned to your account. An administrator can assign one.</w:t>
             </w:r>
           </w:p>
         </w:tc>
@@ -8714,7 +8753,13 @@
                 <w:rFonts w:ascii="Consolas" w:hAnsi="Consolas"/>
                 <w:sz w:val="20"/>
               </w:rPr>
-              <w:t>No model is current at week N. An administrator needs to retrain before a ranking exists.</w:t>
+              <w:t>No model has been trained for week N.</w:t>
+            </w:r>
+            <w:r>
+              <w:rPr>
+                <w:sz w:val="20"/>
+              </w:rPr>
+              <w:t xml:space="preserve"> followed by the horizons that do have models, and a link to retrain for administrators or an instruction to contact one otherwise</w:t>
             </w:r>
           </w:p>
         </w:tc>
@@ -8734,7 +8779,7 @@
               <w:rPr>
                 <w:sz w:val="20"/>
               </w:rPr>
-              <w:t>No scores for this presentation</w:t>
+              <w:t>Student has no engagement data</w:t>
             </w:r>
           </w:p>
         </w:tc>
@@ -8753,7 +8798,7 @@
                 <w:rFonts w:ascii="Consolas" w:hAnsi="Consolas"/>
                 <w:sz w:val="20"/>
               </w:rPr>
-              <w:t>No students in this presentation have a stored risk score at week N. Models are trained on the 2013 presentations and score the 2014 ones.</w:t>
+              <w:t>No engagement data recorded yet.</w:t>
             </w:r>
           </w:p>
         </w:tc>
@@ -8773,7 +8818,7 @@
               <w:rPr>
                 <w:sz w:val="20"/>
               </w:rPr>
-              <w:t>Student has no engagement data</w:t>
+              <w:t>Student withdrawn</w:t>
             </w:r>
           </w:p>
         </w:tc>
@@ -8792,7 +8837,7 @@
                 <w:rFonts w:ascii="Consolas" w:hAnsi="Consolas"/>
                 <w:sz w:val="20"/>
               </w:rPr>
-              <w:t>No engagement data recorded yet.</w:t>
+              <w:t>Student withdrew on day N; outreach not available.</w:t>
             </w:r>
           </w:p>
         </w:tc>
@@ -8812,7 +8857,7 @@
               <w:rPr>
                 <w:sz w:val="20"/>
               </w:rPr>
-              <w:t>Student withdrawn</w:t>
+              <w:t>No intervention type chosen</w:t>
             </w:r>
           </w:p>
         </w:tc>
@@ -8831,7 +8876,7 @@
                 <w:rFonts w:ascii="Consolas" w:hAnsi="Consolas"/>
                 <w:sz w:val="20"/>
               </w:rPr>
-              <w:t>this student unregistered on day N</w:t>
+              <w:t>Select an intervention type.</w:t>
             </w:r>
           </w:p>
         </w:tc>
@@ -8870,7 +8915,7 @@
                 <w:rFonts w:ascii="Consolas" w:hAnsi="Consolas"/>
                 <w:sz w:val="20"/>
               </w:rPr>
-              <w:t>the date cannot be in the future (today is DATE)</w:t>
+              <w:t>An intervention cannot be dated in the future.</w:t>
             </w:r>
           </w:p>
         </w:tc>
@@ -8909,7 +8954,7 @@
                 <w:rFonts w:ascii="Consolas" w:hAnsi="Consolas"/>
                 <w:sz w:val="20"/>
               </w:rPr>
-              <w:t>the date cannot be before the flag was raised on DATE</w:t>
+              <w:t>An intervention cannot be dated before its flag. The earliest permitted date is DATE.</w:t>
             </w:r>
           </w:p>
         </w:tc>
@@ -8929,7 +8974,7 @@
               <w:rPr>
                 <w:sz w:val="20"/>
               </w:rPr>
-              <w:t>Unknown intervention type</w:t>
+              <w:t>Subgroup under threshold</w:t>
             </w:r>
           </w:p>
         </w:tc>
@@ -8948,7 +8993,7 @@
                 <w:rFonts w:ascii="Consolas" w:hAnsi="Consolas"/>
                 <w:sz w:val="20"/>
               </w:rPr>
-              <w:t>unknown intervention type 'X'</w:t>
+              <w:t>suppressed (n &lt; 20)</w:t>
             </w:r>
           </w:p>
         </w:tc>
@@ -8968,7 +9013,7 @@
               <w:rPr>
                 <w:sz w:val="20"/>
               </w:rPr>
-              <w:t>Subgroup under threshold</w:t>
+              <w:t>Every level suppressed</w:t>
             </w:r>
           </w:p>
         </w:tc>
@@ -8987,7 +9032,13 @@
                 <w:rFonts w:ascii="Consolas" w:hAnsi="Consolas"/>
                 <w:sz w:val="20"/>
               </w:rPr>
-              <w:t>suppressed (n &lt; 20)</w:t>
+              <w:t>This presentation is too small to break down by DIMENSION.</w:t>
+            </w:r>
+            <w:r>
+              <w:rPr>
+                <w:sz w:val="20"/>
+              </w:rPr>
+              <w:t xml:space="preserve"> The distribution above it is still shown.</w:t>
             </w:r>
           </w:p>
         </w:tc>
@@ -9007,7 +9058,7 @@
               <w:rPr>
                 <w:sz w:val="20"/>
               </w:rPr>
-              <w:t>Every subgroup under threshold</w:t>
+              <w:t>Cohort too small</w:t>
             </w:r>
           </w:p>
         </w:tc>
@@ -9026,7 +9077,7 @@
                 <w:rFonts w:ascii="Consolas" w:hAnsi="Consolas"/>
                 <w:sz w:val="20"/>
               </w:rPr>
-              <w:t>Every group in this breakdown has fewer than 20 students, so the table is suppressed in full.</w:t>
+              <w:t>This cohort is too small for aggregate reporting.</w:t>
             </w:r>
           </w:p>
         </w:tc>
@@ -9046,7 +9097,7 @@
               <w:rPr>
                 <w:sz w:val="20"/>
               </w:rPr>
-              <w:t>Cohort too small</w:t>
+              <w:t>Schema mismatch</w:t>
             </w:r>
           </w:p>
         </w:tc>
@@ -9065,7 +9116,7 @@
                 <w:rFonts w:ascii="Consolas" w:hAnsi="Consolas"/>
                 <w:sz w:val="20"/>
               </w:rPr>
-              <w:t>This presentation has N scored students, fewer than the 10 needed for any aggregate. No breakdown is shown.</w:t>
+              <w:t>studentVle: expected column sum_click at position 6, found clicks</w:t>
             </w:r>
           </w:p>
         </w:tc>
@@ -9085,7 +9136,7 @@
               <w:rPr>
                 <w:sz w:val="20"/>
               </w:rPr>
-              <w:t>Schema mismatch</w:t>
+              <w:t>Empty filter result</w:t>
             </w:r>
           </w:p>
         </w:tc>
@@ -9104,46 +9155,7 @@
                 <w:rFonts w:ascii="Consolas" w:hAnsi="Consolas"/>
                 <w:sz w:val="20"/>
               </w:rPr>
-              <w:t>studentVle: expected column sum_click at position 6, found clicks</w:t>
-            </w:r>
-          </w:p>
-        </w:tc>
-      </w:tr>
-      <w:tr>
-        <w:tc>
-          <w:tcPr>
-            <w:tcW w:type="dxa" w:w="4680"/>
-          </w:tcPr>
-          <w:p>
-            <w:r>
-              <w:rPr>
-                <w:sz w:val="20"/>
-              </w:rPr>
-            </w:r>
-            <w:r>
-              <w:rPr>
-                <w:sz w:val="20"/>
-              </w:rPr>
-              <w:t>Empty filter result</w:t>
-            </w:r>
-          </w:p>
-        </w:tc>
-        <w:tc>
-          <w:tcPr>
-            <w:tcW w:type="dxa" w:w="4680"/>
-          </w:tcPr>
-          <w:p>
-            <w:r>
-              <w:rPr>
-                <w:sz w:val="20"/>
-              </w:rPr>
-            </w:r>
-            <w:r>
-              <w:rPr>
-                <w:rFonts w:ascii="Consolas" w:hAnsi="Consolas"/>
-                <w:sz w:val="20"/>
-              </w:rPr>
-              <w:t>No entries match these filters.</w:t>
+              <w:t>No entries match this filter.</w:t>
             </w:r>
           </w:p>
         </w:tc>
@@ -9152,7 +9164,12 @@
     <w:p/>
     <w:p>
       <w:r>
-        <w:t>The first message is identical for a wrong password and an unknown username, so the form does not reveal which accounts exist. Revision 1 additionally required the login view to pad its response to a fixed time floor. That is not built. Django's authentication backend runs a dummy password hash for an unknown username, which equalizes the common case, but a locked account is refused before any hash is computed and therefore returns measurably sooner. Section 6 keeps it open.</w:t>
+        <w:t>These are the strings the SRS fixes in its use-case exception flows, used verbatim. Where the SRS gives none — the administrative-route refusal, the earliest-permitted-date message — the wording follows the same register.</w:t>
+      </w:r>
+    </w:p>
+    <w:p>
+      <w:r>
+        <w:t>The first message is identical for a wrong password and an unknown username, so the form does not reveal which accounts exist. The SRS additionally implies a fixed time floor on the login failure path. That is not built. Django's authentication backend runs a dummy password hash for an unknown username, which equalizes the common case, but a locked account is refused before any hash is computed and therefore returns measurably sooner. Section 6 keeps it open.</w:t>
       </w:r>
     </w:p>
     <w:p>
@@ -9204,7 +9221,9 @@
         <w:br/>
         <w:t xml:space="preserve">  features/                 WeeklyFeatures, rebuild job</w:t>
         <w:br/>
-        <w:t xml:space="preserve">  scoring/                  ModelVersion, RiskScore, retrain, ranking, export, dashboard</w:t>
+        <w:t xml:space="preserve">  scoring/                  ModelVersion, RiskScore, retrain, ranking, export,</w:t>
+        <w:br/>
+        <w:t xml:space="preserve">                            dashboard, bands.py, summary.py</w:t>
         <w:br/>
         <w:t xml:space="preserve">  interventions/            Flag, Intervention, InterventionOutcome, workflow rules</w:t>
         <w:br/>
@@ -9314,6 +9333,44 @@
     </w:p>
     <w:p>
       <w:pPr>
+        <w:pStyle w:val="Heading2"/>
+      </w:pPr>
+      <w:r>
+        <w:t>3.11 Risk bands</w:t>
+      </w:r>
+    </w:p>
+    <w:p>
+      <w:r>
+        <w:t xml:space="preserve">The SRS requires a risk band on the ranking row (UC03 step 4), as a sort key (UC03 4a), in the CSV export (UC03 4d), on the student detail view (UC04 step 4), and as a count on the dashboard (UC08 step 4). It never says what one is: there is no definition in Section 3.1.3 and no thresholds anywhere. </w:t>
+      </w:r>
+      <w:r>
+        <w:rPr>
+          <w:rFonts w:ascii="Consolas" w:hAnsi="Consolas"/>
+          <w:sz w:val="20"/>
+        </w:rPr>
+        <w:t>scoring/bands.py</w:t>
+      </w:r>
+      <w:r>
+        <w:t xml:space="preserve"> is the definition.</w:t>
+      </w:r>
+    </w:p>
+    <w:p>
+      <w:r>
+        <w:t>A band is a position within the cohort, not a fixed probability cutoff, for two reasons. The base rate moves with the horizon — a fifth of the week 4 cohort withdraws against an eighth of the week 12 cohort — so a fixed cutoff would band the same student differently at different horizons for a reason that has nothing to do with that student. And the SRS mandates balanced class weights for logistic regression, under which predicted probabilities are systematically inflated; an absolute "High above 0.70" would put a third of a cohort in the top band and tell an advisor nothing.</w:t>
+      </w:r>
+    </w:p>
+    <w:p>
+      <w:r>
+        <w:t>High is the top 10 percent of the scored cohort, Medium the next 20, Low the remaining 70. The High share is deliberately the same figure as the capacity threshold the false-negative rate is measured at in Section 3.5, so that "the students in the High band" and "the students an advisor is expected to reach" are the same set. The most at-risk student is always High, whatever the size of the cohort.</w:t>
+      </w:r>
+    </w:p>
+    <w:p>
+      <w:r>
+        <w:t>Bands are computed at read time from rank within the presentation rather than stored, so they stay correct when a retrain changes the ordering. Ties break by student id, matching the ranking page, so a band is the same whichever screen it is read from.</w:t>
+      </w:r>
+    </w:p>
+    <w:p>
+      <w:pPr>
         <w:pStyle w:val="Heading1"/>
       </w:pPr>
       <w:r>
@@ -17568,6 +17625,34 @@
       </w:r>
       <w:r>
         <w:t xml:space="preserve"> Evidence says the two places it applies are not alike. It never binds on the whole test year, where the smallest IMD group holds 596 students, and binds constantly on the per-presentation dashboard, where 6 of the 2014 presentations suppress at least one group. Whether the dashboard wants a floor that scales with the presentation is open.</w:t>
+      </w:r>
+    </w:p>
+    <w:p>
+      <w:pPr>
+        <w:pStyle w:val="ListBullet"/>
+      </w:pPr>
+      <w:r>
+        <w:rPr>
+          <w:b/>
+        </w:rPr>
+        <w:t>The fairness metric, now decided.</w:t>
+      </w:r>
+      <w:r>
+        <w:t xml:space="preserve"> The SRS named two. Both are reported, with the false-negative rate at a 10 percent capacity threshold as the headline because it is the harm Section 1 argues about. The capacity figure is a convention, not a measurement; if an advisory team's real capacity is known, it belongs here.</w:t>
+      </w:r>
+    </w:p>
+    <w:p>
+      <w:pPr>
+        <w:pStyle w:val="ListBullet"/>
+      </w:pPr>
+      <w:r>
+        <w:rPr>
+          <w:b/>
+        </w:rPr>
+        <w:t>The risk band definition, now supplied.</w:t>
+      </w:r>
+      <w:r>
+        <w:t xml:space="preserve"> Section 3.11. Cohort-relative at 10/20/70. The SRS required the band on four screens and defined it nowhere, so this is a decision the build had to make rather than one it inherited.</w:t>
       </w:r>
     </w:p>
     <w:p>
